--- a/upload/Physics 1st Paper Chapter-10 (Raw).docx
+++ b/upload/Physics 1st Paper Chapter-10 (Raw).docx
@@ -951,14 +951,6 @@
         </w:rPr>
         <w:tab/>
         <w:t xml:space="preserve">GKwU wØ-cvigvYweK M¨v‡mi ¯^vaxbZvi gvÎvi msL¨v KZ? </w:t>
-      </w:r>
-      <w:r>
-        <w:rPr>
-          <w:rFonts w:ascii="SutonnyMJ" w:hAnsi="SutonnyMJ"/>
-          <w:sz w:val="24"/>
-          <w:szCs w:val="24"/>
-        </w:rPr>
-        <w:tab/>
       </w:r>
       <w:r>
         <w:rPr>
@@ -3896,14 +3888,6 @@
           <w:szCs w:val="24"/>
         </w:rPr>
         <w:tab/>
-      </w:r>
-      <w:r>
-        <w:rPr>
-          <w:rFonts w:ascii="SutonnyMJ" w:hAnsi="SutonnyMJ"/>
-          <w:sz w:val="24"/>
-          <w:szCs w:val="24"/>
-        </w:rPr>
-        <w:tab/>
         <w:t>[</w:t>
       </w:r>
       <w:r>
@@ -5595,104 +5579,104 @@
           <w:sz w:val="24"/>
           <w:szCs w:val="24"/>
         </w:rPr>
+        <w:tab/>
+      </w:r>
+      <w:r>
+        <w:rPr>
+          <w:rFonts w:ascii="SutonnyMJ" w:eastAsiaTheme="minorEastAsia" w:hAnsi="SutonnyMJ"/>
+          <w:color w:val="000000" w:themeColor="text1"/>
+          <w:sz w:val="24"/>
+          <w:szCs w:val="24"/>
+        </w:rPr>
+        <w:t>N. D”P Pvc I wb¤œ ZvcgvÎvq</w:t>
+      </w:r>
+      <w:r>
+        <w:rPr>
+          <w:rFonts w:ascii="SutonnyMJ" w:eastAsiaTheme="minorEastAsia" w:hAnsi="SutonnyMJ"/>
+          <w:color w:val="000000" w:themeColor="text1"/>
+          <w:sz w:val="24"/>
+          <w:szCs w:val="24"/>
+        </w:rPr>
+        <w:tab/>
+      </w:r>
+      <w:r>
+        <w:rPr>
+          <w:rFonts w:ascii="SutonnyMJ" w:eastAsiaTheme="minorEastAsia" w:hAnsi="SutonnyMJ"/>
+          <w:color w:val="000000" w:themeColor="text1"/>
+          <w:sz w:val="24"/>
+          <w:szCs w:val="24"/>
+        </w:rPr>
+        <w:tab/>
+        <w:t>Dt K</w:t>
+      </w:r>
+    </w:p>
+    <w:p>
+      <w:pPr>
+        <w:tabs>
+          <w:tab w:val="left" w:pos="2700"/>
+          <w:tab w:val="right" w:pos="5040"/>
+        </w:tabs>
+        <w:spacing w:after="0"/>
+        <w:ind w:left="360" w:hanging="360"/>
+        <w:rPr>
+          <w:rFonts w:ascii="SutonnyMJ" w:eastAsiaTheme="minorEastAsia" w:hAnsi="SutonnyMJ"/>
+          <w:color w:val="000000" w:themeColor="text1"/>
+          <w:sz w:val="24"/>
+          <w:szCs w:val="24"/>
+        </w:rPr>
+      </w:pPr>
+      <w:r>
+        <w:rPr>
+          <w:rFonts w:ascii="SutonnyMJ" w:eastAsiaTheme="minorEastAsia" w:hAnsi="SutonnyMJ"/>
+          <w:color w:val="000000" w:themeColor="text1"/>
+          <w:sz w:val="24"/>
+          <w:szCs w:val="24"/>
+        </w:rPr>
+        <w:t>21</w:t>
+      </w:r>
+      <w:r>
+        <w:rPr>
+          <w:rFonts w:ascii="SutonnyMJ" w:eastAsiaTheme="minorEastAsia" w:hAnsi="SutonnyMJ"/>
+          <w:color w:val="000000" w:themeColor="text1"/>
+          <w:sz w:val="24"/>
+          <w:szCs w:val="24"/>
+        </w:rPr>
+        <w:t>. gyy³ nvB‡Wªv‡R‡bi ¯^vaxbZvi gvÎv KZ?</w:t>
+      </w:r>
+      <w:r>
+        <w:rPr>
+          <w:rFonts w:ascii="SutonnyMJ" w:eastAsiaTheme="minorEastAsia" w:hAnsi="SutonnyMJ"/>
+          <w:color w:val="000000" w:themeColor="text1"/>
+          <w:sz w:val="24"/>
+          <w:szCs w:val="24"/>
+        </w:rPr>
+        <w:tab/>
+        <w:t>[Rvwe: 21-22]</w:t>
+      </w:r>
+    </w:p>
+    <w:p>
+      <w:pPr>
+        <w:tabs>
+          <w:tab w:val="left" w:pos="2700"/>
+          <w:tab w:val="right" w:pos="5040"/>
+        </w:tabs>
+        <w:spacing w:after="0"/>
+        <w:ind w:left="360" w:hanging="360"/>
+        <w:rPr>
+          <w:rFonts w:eastAsiaTheme="minorEastAsia"/>
+          <w:color w:val="000000" w:themeColor="text1"/>
+          <w:sz w:val="24"/>
+          <w:szCs w:val="24"/>
+        </w:rPr>
+      </w:pPr>
+      <w:r>
+        <w:rPr>
+          <w:rFonts w:ascii="SutonnyMJ" w:eastAsiaTheme="minorEastAsia" w:hAnsi="SutonnyMJ"/>
+          <w:color w:val="000000" w:themeColor="text1"/>
+          <w:sz w:val="24"/>
+          <w:szCs w:val="24"/>
+        </w:rPr>
         <w:lastRenderedPageBreak/>
-        <w:tab/>
-      </w:r>
-      <w:r>
-        <w:rPr>
-          <w:rFonts w:ascii="SutonnyMJ" w:eastAsiaTheme="minorEastAsia" w:hAnsi="SutonnyMJ"/>
-          <w:color w:val="000000" w:themeColor="text1"/>
-          <w:sz w:val="24"/>
-          <w:szCs w:val="24"/>
-        </w:rPr>
-        <w:t>N. D”P Pvc I wb¤œ ZvcgvÎvq</w:t>
-      </w:r>
-      <w:r>
-        <w:rPr>
-          <w:rFonts w:ascii="SutonnyMJ" w:eastAsiaTheme="minorEastAsia" w:hAnsi="SutonnyMJ"/>
-          <w:color w:val="000000" w:themeColor="text1"/>
-          <w:sz w:val="24"/>
-          <w:szCs w:val="24"/>
-        </w:rPr>
-        <w:tab/>
-      </w:r>
-      <w:r>
-        <w:rPr>
-          <w:rFonts w:ascii="SutonnyMJ" w:eastAsiaTheme="minorEastAsia" w:hAnsi="SutonnyMJ"/>
-          <w:color w:val="000000" w:themeColor="text1"/>
-          <w:sz w:val="24"/>
-          <w:szCs w:val="24"/>
-        </w:rPr>
-        <w:tab/>
-        <w:t>Dt K</w:t>
-      </w:r>
-    </w:p>
-    <w:p>
-      <w:pPr>
-        <w:tabs>
-          <w:tab w:val="left" w:pos="2700"/>
-          <w:tab w:val="right" w:pos="5040"/>
-        </w:tabs>
-        <w:spacing w:after="0"/>
-        <w:ind w:left="360" w:hanging="360"/>
-        <w:rPr>
-          <w:rFonts w:ascii="SutonnyMJ" w:eastAsiaTheme="minorEastAsia" w:hAnsi="SutonnyMJ"/>
-          <w:color w:val="000000" w:themeColor="text1"/>
-          <w:sz w:val="24"/>
-          <w:szCs w:val="24"/>
-        </w:rPr>
-      </w:pPr>
-      <w:r>
-        <w:rPr>
-          <w:rFonts w:ascii="SutonnyMJ" w:eastAsiaTheme="minorEastAsia" w:hAnsi="SutonnyMJ"/>
-          <w:color w:val="000000" w:themeColor="text1"/>
-          <w:sz w:val="24"/>
-          <w:szCs w:val="24"/>
-        </w:rPr>
-        <w:t>21</w:t>
-      </w:r>
-      <w:r>
-        <w:rPr>
-          <w:rFonts w:ascii="SutonnyMJ" w:eastAsiaTheme="minorEastAsia" w:hAnsi="SutonnyMJ"/>
-          <w:color w:val="000000" w:themeColor="text1"/>
-          <w:sz w:val="24"/>
-          <w:szCs w:val="24"/>
-        </w:rPr>
-        <w:t>. gyy³ nvB‡Wªv‡R‡bi ¯^vaxbZvi gvÎv KZ?</w:t>
-      </w:r>
-      <w:r>
-        <w:rPr>
-          <w:rFonts w:ascii="SutonnyMJ" w:eastAsiaTheme="minorEastAsia" w:hAnsi="SutonnyMJ"/>
-          <w:color w:val="000000" w:themeColor="text1"/>
-          <w:sz w:val="24"/>
-          <w:szCs w:val="24"/>
-        </w:rPr>
-        <w:tab/>
-        <w:t>[Rvwe: 21-22]</w:t>
-      </w:r>
-    </w:p>
-    <w:p>
-      <w:pPr>
-        <w:tabs>
-          <w:tab w:val="left" w:pos="2700"/>
-          <w:tab w:val="right" w:pos="5040"/>
-        </w:tabs>
-        <w:spacing w:after="0"/>
-        <w:ind w:left="360" w:hanging="360"/>
-        <w:rPr>
-          <w:rFonts w:eastAsiaTheme="minorEastAsia"/>
-          <w:color w:val="000000" w:themeColor="text1"/>
-          <w:sz w:val="24"/>
-          <w:szCs w:val="24"/>
-        </w:rPr>
-      </w:pPr>
-      <w:r>
-        <w:rPr>
-          <w:rFonts w:ascii="SutonnyMJ" w:eastAsiaTheme="minorEastAsia" w:hAnsi="SutonnyMJ"/>
-          <w:color w:val="000000" w:themeColor="text1"/>
-          <w:sz w:val="24"/>
-          <w:szCs w:val="24"/>
-        </w:rPr>
         <w:tab/>
         <w:t xml:space="preserve">K. </w:t>
       </w:r>
@@ -8508,14 +8492,6 @@
           <w:szCs w:val="24"/>
         </w:rPr>
         <w:t>. cvwb fwZ© GKwU exKv‡ii g‡a¨ GK UzKiv eid fvmgvb i‡q‡Q| eid Mjvi ci cvwbi †j‡fjÑ</w:t>
-      </w:r>
-      <w:r>
-        <w:rPr>
-          <w:rFonts w:ascii="SutonnyMJ" w:hAnsi="SutonnyMJ"/>
-          <w:sz w:val="24"/>
-          <w:szCs w:val="24"/>
-        </w:rPr>
-        <w:tab/>
       </w:r>
       <w:r>
         <w:rPr>
@@ -10364,7 +10340,6 @@
           <w:sz w:val="24"/>
           <w:szCs w:val="24"/>
         </w:rPr>
-        <w:lastRenderedPageBreak/>
         <w:tab/>
         <w:t xml:space="preserve">M. </w:t>
       </w:r>
@@ -10588,6 +10563,7 @@
           <w:sz w:val="24"/>
           <w:szCs w:val="24"/>
         </w:rPr>
+        <w:lastRenderedPageBreak/>
         <w:t>62</w:t>
       </w:r>
       <w:r>
